--- a/docs/release/Release 2 - Technical Deployment Plan.docx
+++ b/docs/release/Release 2 - Technical Deployment Plan.docx
@@ -1265,7 +1265,7 @@
     </w:p>
     <w:p>
       <w:r>
-        <w:t xml:space="preserve">Manual only: Setup &gt; External Client App Manager &gt; New External Client App. Full field-by-field settings are in the Release 2 P3 Integration Design, section Set up External Client Application. The essentials:</w:t>
+        <w:t xml:space="preserve">Manual only: Setup &gt; External Client App Manager &gt; New External Client App. Full field-by-field settings are in Release 2 - Design, section Set up External Client Application. The essentials:</w:t>
       </w:r>
     </w:p>
     <w:p>
